--- a/R Resources/week3and4_notecards.docx
+++ b/R Resources/week3and4_notecards.docx
@@ -66,32 +66,22 @@
                 <w:szCs w:val="24"/>
               </w:rPr>
             </w:pPr>
-            <w:proofErr w:type="spellStart"/>
-            <w:r>
-              <w:rPr>
-                <w:rFonts w:ascii="Courier New" w:hAnsi="Courier New" w:cs="Courier New"/>
-                <w:sz w:val="24"/>
-                <w:szCs w:val="24"/>
-              </w:rPr>
-              <w:t>t_test</w:t>
-            </w:r>
-            <w:proofErr w:type="spellEnd"/>
-            <w:r>
-              <w:rPr>
-                <w:rFonts w:ascii="Courier New" w:hAnsi="Courier New" w:cs="Courier New"/>
-                <w:sz w:val="24"/>
-                <w:szCs w:val="24"/>
-              </w:rPr>
-              <w:t xml:space="preserve">(x = </w:t>
-            </w:r>
-            <w:r>
-              <w:rPr>
-                <w:rFonts w:ascii="Courier New" w:hAnsi="Courier New" w:cs="Courier New"/>
-                <w:color w:val="FF0000"/>
-                <w:sz w:val="24"/>
-                <w:szCs w:val="24"/>
-              </w:rPr>
-              <w:t>&lt;NAME OF DATASET&gt;</w:t>
+            <w:r>
+              <w:rPr>
+                <w:rFonts w:ascii="Courier New" w:hAnsi="Courier New" w:cs="Courier New"/>
+                <w:sz w:val="24"/>
+                <w:szCs w:val="24"/>
+              </w:rPr>
+              <w:t xml:space="preserve">t_test(x = </w:t>
+            </w:r>
+            <w:r>
+              <w:rPr>
+                <w:rFonts w:ascii="Courier New" w:hAnsi="Courier New" w:cs="Courier New"/>
+                <w:color w:val="FF0000"/>
+                <w:sz w:val="24"/>
+                <w:szCs w:val="24"/>
+              </w:rPr>
+              <w:t>NAME OF DATASET</w:t>
             </w:r>
             <w:r>
               <w:rPr>
@@ -125,7 +115,7 @@
                 <w:sz w:val="24"/>
                 <w:szCs w:val="24"/>
               </w:rPr>
-              <w:t>&lt;NAME OF VARIABLE&gt;</w:t>
+              <w:t>NAME OF VARIABLE</w:t>
             </w:r>
             <w:r>
               <w:rPr>
@@ -150,25 +140,7 @@
                 <w:sz w:val="24"/>
                 <w:szCs w:val="24"/>
               </w:rPr>
-              <w:t xml:space="preserve">       </w:t>
-            </w:r>
-            <w:proofErr w:type="spellStart"/>
-            <w:r>
-              <w:rPr>
-                <w:rFonts w:ascii="Courier New" w:hAnsi="Courier New" w:cs="Courier New"/>
-                <w:sz w:val="24"/>
-                <w:szCs w:val="24"/>
-              </w:rPr>
-              <w:t>conf_int</w:t>
-            </w:r>
-            <w:proofErr w:type="spellEnd"/>
-            <w:r>
-              <w:rPr>
-                <w:rFonts w:ascii="Courier New" w:hAnsi="Courier New" w:cs="Courier New"/>
-                <w:sz w:val="24"/>
-                <w:szCs w:val="24"/>
-              </w:rPr>
-              <w:t xml:space="preserve"> = </w:t>
+              <w:t xml:space="preserve">       conf_int = </w:t>
             </w:r>
             <w:r>
               <w:rPr>
@@ -201,25 +173,7 @@
                 <w:sz w:val="24"/>
                 <w:szCs w:val="24"/>
               </w:rPr>
-              <w:t xml:space="preserve">       </w:t>
-            </w:r>
-            <w:proofErr w:type="spellStart"/>
-            <w:r>
-              <w:rPr>
-                <w:rFonts w:ascii="Courier New" w:hAnsi="Courier New" w:cs="Courier New"/>
-                <w:sz w:val="24"/>
-                <w:szCs w:val="24"/>
-              </w:rPr>
-              <w:t>conf_level</w:t>
-            </w:r>
-            <w:proofErr w:type="spellEnd"/>
-            <w:r>
-              <w:rPr>
-                <w:rFonts w:ascii="Courier New" w:hAnsi="Courier New" w:cs="Courier New"/>
-                <w:sz w:val="24"/>
-                <w:szCs w:val="24"/>
-              </w:rPr>
-              <w:t xml:space="preserve"> = </w:t>
+              <w:t xml:space="preserve">       conf_level = </w:t>
             </w:r>
             <w:r>
               <w:rPr>
@@ -288,7 +242,7 @@
                 <w:sz w:val="24"/>
                 <w:szCs w:val="24"/>
               </w:rPr>
-              <w:t>&lt;VALUE OF NULL HYPOTHESIS FOR MU&gt;</w:t>
+              <w:t>VALUE OF NULL HYPOTHESIS FOR MU</w:t>
             </w:r>
             <w:r>
               <w:rPr>
@@ -336,7 +290,6 @@
             <w:r>
               <w:t xml:space="preserve">If you want a 95% confidence interval, you change </w:t>
             </w:r>
-            <w:proofErr w:type="spellStart"/>
             <w:r>
               <w:rPr>
                 <w:rFonts w:ascii="Courier New" w:hAnsi="Courier New" w:cs="Courier New"/>
@@ -346,7 +299,6 @@
               </w:rPr>
               <w:t>conf_level</w:t>
             </w:r>
-            <w:proofErr w:type="spellEnd"/>
             <w:r>
               <w:rPr>
                 <w:color w:val="0070C0"/>
@@ -541,7 +493,7 @@
                 <w:sz w:val="24"/>
                 <w:szCs w:val="24"/>
               </w:rPr>
-              <w:t>&lt;NAME OF DATASET&gt;</w:t>
+              <w:t>NAME OF DATASET</w:t>
             </w:r>
             <w:r>
               <w:rPr>
@@ -583,7 +535,7 @@
                 <w:sz w:val="24"/>
                 <w:szCs w:val="24"/>
               </w:rPr>
-              <w:t>&lt;NAME OF VARIABLE&gt;</w:t>
+              <w:t>NAME OF VARIABLE</w:t>
             </w:r>
             <w:r>
               <w:rPr>
@@ -840,7 +792,6 @@
                 <w:szCs w:val="24"/>
               </w:rPr>
             </w:pPr>
-            <w:proofErr w:type="spellStart"/>
             <w:r>
               <w:rPr>
                 <w:rFonts w:ascii="Courier New" w:hAnsi="Courier New" w:cs="Courier New"/>
@@ -848,26 +799,16 @@
                 <w:sz w:val="24"/>
                 <w:szCs w:val="24"/>
               </w:rPr>
-              <w:t>obs_mean</w:t>
-            </w:r>
-            <w:proofErr w:type="spellEnd"/>
-            <w:r>
-              <w:rPr>
-                <w:rFonts w:ascii="Courier New" w:hAnsi="Courier New" w:cs="Courier New"/>
-                <w:color w:val="000000" w:themeColor="text1"/>
-                <w:sz w:val="24"/>
-                <w:szCs w:val="24"/>
-              </w:rPr>
-              <w:t xml:space="preserve"> &lt;- </w:t>
-            </w:r>
-            <w:r>
-              <w:rPr>
-                <w:rFonts w:ascii="Courier New" w:hAnsi="Courier New" w:cs="Courier New"/>
-                <w:color w:val="FF0000"/>
-                <w:sz w:val="24"/>
-                <w:szCs w:val="24"/>
-              </w:rPr>
-              <w:t>&lt;NAME OF DATASET&gt;</w:t>
+              <w:t xml:space="preserve">obs_mean &lt;- </w:t>
+            </w:r>
+            <w:r>
+              <w:rPr>
+                <w:rFonts w:ascii="Courier New" w:hAnsi="Courier New" w:cs="Courier New"/>
+                <w:color w:val="FF0000"/>
+                <w:sz w:val="24"/>
+                <w:szCs w:val="24"/>
+              </w:rPr>
+              <w:t>NAME OF DATASET</w:t>
             </w:r>
             <w:r>
               <w:rPr>
@@ -909,7 +850,7 @@
                 <w:sz w:val="24"/>
                 <w:szCs w:val="24"/>
               </w:rPr>
-              <w:t>&lt;NAME OF VARIABLE&gt;</w:t>
+              <w:t>NAME OF VARIABLE</w:t>
             </w:r>
             <w:r>
               <w:rPr>
@@ -1075,23 +1016,13 @@
                 <w:szCs w:val="24"/>
               </w:rPr>
             </w:pPr>
-            <w:proofErr w:type="spellStart"/>
-            <w:r>
-              <w:rPr>
-                <w:rFonts w:ascii="Courier New" w:hAnsi="Courier New" w:cs="Courier New"/>
-                <w:sz w:val="24"/>
-                <w:szCs w:val="24"/>
-              </w:rPr>
-              <w:t>get_confidence_interval</w:t>
-            </w:r>
-            <w:proofErr w:type="spellEnd"/>
-            <w:r>
-              <w:rPr>
-                <w:rFonts w:ascii="Courier New" w:hAnsi="Courier New" w:cs="Courier New"/>
-                <w:sz w:val="24"/>
-                <w:szCs w:val="24"/>
-              </w:rPr>
-              <w:t xml:space="preserve">(x = bootstrap, </w:t>
+            <w:r>
+              <w:rPr>
+                <w:rFonts w:ascii="Courier New" w:hAnsi="Courier New" w:cs="Courier New"/>
+                <w:sz w:val="24"/>
+                <w:szCs w:val="24"/>
+              </w:rPr>
+              <w:t xml:space="preserve">get_confidence_interval(x = bootstrap, </w:t>
             </w:r>
           </w:p>
           <w:p>
@@ -1159,43 +1090,7 @@
                 <w:sz w:val="24"/>
                 <w:szCs w:val="24"/>
               </w:rPr>
-              <w:t xml:space="preserve">                        </w:t>
-            </w:r>
-            <w:proofErr w:type="spellStart"/>
-            <w:r>
-              <w:rPr>
-                <w:rFonts w:ascii="Courier New" w:hAnsi="Courier New" w:cs="Courier New"/>
-                <w:sz w:val="24"/>
-                <w:szCs w:val="24"/>
-              </w:rPr>
-              <w:t>point_estimate</w:t>
-            </w:r>
-            <w:proofErr w:type="spellEnd"/>
-            <w:r>
-              <w:rPr>
-                <w:rFonts w:ascii="Courier New" w:hAnsi="Courier New" w:cs="Courier New"/>
-                <w:sz w:val="24"/>
-                <w:szCs w:val="24"/>
-              </w:rPr>
-              <w:t xml:space="preserve"> = </w:t>
-            </w:r>
-            <w:proofErr w:type="spellStart"/>
-            <w:r>
-              <w:rPr>
-                <w:rFonts w:ascii="Courier New" w:hAnsi="Courier New" w:cs="Courier New"/>
-                <w:sz w:val="24"/>
-                <w:szCs w:val="24"/>
-              </w:rPr>
-              <w:t>obs_mean</w:t>
-            </w:r>
-            <w:proofErr w:type="spellEnd"/>
-            <w:r>
-              <w:rPr>
-                <w:rFonts w:ascii="Courier New" w:hAnsi="Courier New" w:cs="Courier New"/>
-                <w:sz w:val="24"/>
-                <w:szCs w:val="24"/>
-              </w:rPr>
-              <w:t>)</w:t>
+              <w:t xml:space="preserve">                        point_estimate = obs_mean)</w:t>
             </w:r>
           </w:p>
           <w:p>
@@ -1397,32 +1292,22 @@
                 <w:szCs w:val="24"/>
               </w:rPr>
             </w:pPr>
-            <w:proofErr w:type="spellStart"/>
-            <w:r>
-              <w:rPr>
-                <w:rFonts w:ascii="Courier New" w:hAnsi="Courier New" w:cs="Courier New"/>
-                <w:sz w:val="24"/>
-                <w:szCs w:val="24"/>
-              </w:rPr>
-              <w:t>ggplot</w:t>
-            </w:r>
-            <w:proofErr w:type="spellEnd"/>
-            <w:r>
-              <w:rPr>
-                <w:rFonts w:ascii="Courier New" w:hAnsi="Courier New" w:cs="Courier New"/>
-                <w:sz w:val="24"/>
-                <w:szCs w:val="24"/>
-              </w:rPr>
-              <w:t xml:space="preserve">(data = </w:t>
-            </w:r>
-            <w:r>
-              <w:rPr>
-                <w:rFonts w:ascii="Courier New" w:hAnsi="Courier New" w:cs="Courier New"/>
-                <w:color w:val="FF0000"/>
-                <w:sz w:val="24"/>
-                <w:szCs w:val="24"/>
-              </w:rPr>
-              <w:t>&lt;NAME OF DATASET&gt;</w:t>
+            <w:r>
+              <w:rPr>
+                <w:rFonts w:ascii="Courier New" w:hAnsi="Courier New" w:cs="Courier New"/>
+                <w:sz w:val="24"/>
+                <w:szCs w:val="24"/>
+              </w:rPr>
+              <w:t xml:space="preserve">ggplot(data = </w:t>
+            </w:r>
+            <w:r>
+              <w:rPr>
+                <w:rFonts w:ascii="Courier New" w:hAnsi="Courier New" w:cs="Courier New"/>
+                <w:color w:val="FF0000"/>
+                <w:sz w:val="24"/>
+                <w:szCs w:val="24"/>
+              </w:rPr>
+              <w:t>NAME OF DATASET</w:t>
             </w:r>
             <w:r>
               <w:rPr>
@@ -1447,34 +1332,16 @@
                 <w:sz w:val="24"/>
                 <w:szCs w:val="24"/>
               </w:rPr>
-              <w:t xml:space="preserve">       mapping = </w:t>
-            </w:r>
-            <w:proofErr w:type="spellStart"/>
-            <w:r>
-              <w:rPr>
-                <w:rFonts w:ascii="Courier New" w:hAnsi="Courier New" w:cs="Courier New"/>
-                <w:sz w:val="24"/>
-                <w:szCs w:val="24"/>
-              </w:rPr>
-              <w:t>aes</w:t>
-            </w:r>
-            <w:proofErr w:type="spellEnd"/>
-            <w:r>
-              <w:rPr>
-                <w:rFonts w:ascii="Courier New" w:hAnsi="Courier New" w:cs="Courier New"/>
-                <w:sz w:val="24"/>
-                <w:szCs w:val="24"/>
-              </w:rPr>
-              <w:t xml:space="preserve">(x = </w:t>
-            </w:r>
-            <w:r>
-              <w:rPr>
-                <w:rFonts w:ascii="Courier New" w:hAnsi="Courier New" w:cs="Courier New"/>
-                <w:color w:val="FF0000"/>
-                <w:sz w:val="24"/>
-                <w:szCs w:val="24"/>
-              </w:rPr>
-              <w:t xml:space="preserve">&lt;NAME OF </w:t>
+              <w:t xml:space="preserve">       mapping = aes(x = </w:t>
+            </w:r>
+            <w:r>
+              <w:rPr>
+                <w:rFonts w:ascii="Courier New" w:hAnsi="Courier New" w:cs="Courier New"/>
+                <w:color w:val="FF0000"/>
+                <w:sz w:val="24"/>
+                <w:szCs w:val="24"/>
+              </w:rPr>
+              <w:t xml:space="preserve">NAME OF </w:t>
             </w:r>
             <w:r>
               <w:rPr>
@@ -1492,7 +1359,7 @@
                 <w:sz w:val="24"/>
                 <w:szCs w:val="24"/>
               </w:rPr>
-              <w:t>VARIABLE&gt;</w:t>
+              <w:t>VARIABLE</w:t>
             </w:r>
             <w:r>
               <w:rPr>
@@ -1536,7 +1403,7 @@
                 <w:sz w:val="24"/>
                 <w:szCs w:val="24"/>
               </w:rPr>
-              <w:t>&lt;NAME OF Y-VARIABLE&gt;</w:t>
+              <w:t>NAME OF Y-VARIABLE</w:t>
             </w:r>
             <w:r>
               <w:rPr>
@@ -1588,16 +1455,7 @@
                 <w:sz w:val="24"/>
                 <w:szCs w:val="24"/>
               </w:rPr>
-              <w:t xml:space="preserve">  </w:t>
-            </w:r>
-            <w:proofErr w:type="spellStart"/>
-            <w:r>
-              <w:rPr>
-                <w:rFonts w:ascii="Courier New" w:hAnsi="Courier New" w:cs="Courier New"/>
-                <w:sz w:val="24"/>
-                <w:szCs w:val="24"/>
-              </w:rPr>
-              <w:t>geom_</w:t>
+              <w:t xml:space="preserve">  geom_</w:t>
             </w:r>
             <w:r>
               <w:rPr>
@@ -1607,7 +1465,6 @@
               </w:rPr>
               <w:t>point</w:t>
             </w:r>
-            <w:proofErr w:type="spellEnd"/>
             <w:r>
               <w:rPr>
                 <w:rFonts w:ascii="Courier New" w:hAnsi="Courier New" w:cs="Courier New"/>
@@ -1640,7 +1497,7 @@
                 <w:sz w:val="24"/>
                 <w:szCs w:val="24"/>
               </w:rPr>
-              <w:t>&lt;TITLE FOR THE X-AXIS&gt;</w:t>
+              <w:t>TITLE FOR THE X-AXIS</w:t>
             </w:r>
             <w:r>
               <w:rPr>
@@ -1682,7 +1539,7 @@
                 <w:sz w:val="24"/>
                 <w:szCs w:val="24"/>
               </w:rPr>
-              <w:t>&lt;TITLE FOR THE Y-AXIS&gt;</w:t>
+              <w:t>TITLE FOR THE Y-AXIS</w:t>
             </w:r>
             <w:r>
               <w:rPr>
@@ -1753,32 +1610,22 @@
                 <w:szCs w:val="24"/>
               </w:rPr>
             </w:pPr>
-            <w:proofErr w:type="spellStart"/>
-            <w:r>
-              <w:rPr>
-                <w:rFonts w:ascii="Courier New" w:hAnsi="Courier New" w:cs="Courier New"/>
-                <w:sz w:val="24"/>
-                <w:szCs w:val="24"/>
-              </w:rPr>
-              <w:t>ggplot</w:t>
-            </w:r>
-            <w:proofErr w:type="spellEnd"/>
-            <w:r>
-              <w:rPr>
-                <w:rFonts w:ascii="Courier New" w:hAnsi="Courier New" w:cs="Courier New"/>
-                <w:sz w:val="24"/>
-                <w:szCs w:val="24"/>
-              </w:rPr>
-              <w:t xml:space="preserve">(data = </w:t>
-            </w:r>
-            <w:r>
-              <w:rPr>
-                <w:rFonts w:ascii="Courier New" w:hAnsi="Courier New" w:cs="Courier New"/>
-                <w:color w:val="FF0000"/>
-                <w:sz w:val="24"/>
-                <w:szCs w:val="24"/>
-              </w:rPr>
-              <w:t>&lt;NAME OF DATASET&gt;</w:t>
+            <w:r>
+              <w:rPr>
+                <w:rFonts w:ascii="Courier New" w:hAnsi="Courier New" w:cs="Courier New"/>
+                <w:sz w:val="24"/>
+                <w:szCs w:val="24"/>
+              </w:rPr>
+              <w:t xml:space="preserve">ggplot(data = </w:t>
+            </w:r>
+            <w:r>
+              <w:rPr>
+                <w:rFonts w:ascii="Courier New" w:hAnsi="Courier New" w:cs="Courier New"/>
+                <w:color w:val="FF0000"/>
+                <w:sz w:val="24"/>
+                <w:szCs w:val="24"/>
+              </w:rPr>
+              <w:t>NAME OF DATASET</w:t>
             </w:r>
             <w:r>
               <w:rPr>
@@ -1803,34 +1650,16 @@
                 <w:sz w:val="24"/>
                 <w:szCs w:val="24"/>
               </w:rPr>
-              <w:t xml:space="preserve">       mapping = </w:t>
-            </w:r>
-            <w:proofErr w:type="spellStart"/>
-            <w:r>
-              <w:rPr>
-                <w:rFonts w:ascii="Courier New" w:hAnsi="Courier New" w:cs="Courier New"/>
-                <w:sz w:val="24"/>
-                <w:szCs w:val="24"/>
-              </w:rPr>
-              <w:t>aes</w:t>
-            </w:r>
-            <w:proofErr w:type="spellEnd"/>
-            <w:r>
-              <w:rPr>
-                <w:rFonts w:ascii="Courier New" w:hAnsi="Courier New" w:cs="Courier New"/>
-                <w:sz w:val="24"/>
-                <w:szCs w:val="24"/>
-              </w:rPr>
-              <w:t xml:space="preserve">(x = </w:t>
-            </w:r>
-            <w:r>
-              <w:rPr>
-                <w:rFonts w:ascii="Courier New" w:hAnsi="Courier New" w:cs="Courier New"/>
-                <w:color w:val="FF0000"/>
-                <w:sz w:val="24"/>
-                <w:szCs w:val="24"/>
-              </w:rPr>
-              <w:t xml:space="preserve">&lt;NAME OF </w:t>
+              <w:t xml:space="preserve">       mapping = aes(x = </w:t>
+            </w:r>
+            <w:r>
+              <w:rPr>
+                <w:rFonts w:ascii="Courier New" w:hAnsi="Courier New" w:cs="Courier New"/>
+                <w:color w:val="FF0000"/>
+                <w:sz w:val="24"/>
+                <w:szCs w:val="24"/>
+              </w:rPr>
+              <w:t xml:space="preserve">NAME OF </w:t>
             </w:r>
             <w:r>
               <w:rPr>
@@ -1848,7 +1677,7 @@
                 <w:sz w:val="24"/>
                 <w:szCs w:val="24"/>
               </w:rPr>
-              <w:t>VARIABLE&gt;</w:t>
+              <w:t>VARIABLE</w:t>
             </w:r>
             <w:r>
               <w:rPr>
@@ -1892,7 +1721,7 @@
                 <w:sz w:val="24"/>
                 <w:szCs w:val="24"/>
               </w:rPr>
-              <w:t>&lt;NAME OF Y-VARIABLE&gt;</w:t>
+              <w:t>NAME OF Y-VARIABLE</w:t>
             </w:r>
             <w:r>
               <w:rPr>
@@ -1944,16 +1773,7 @@
                 <w:sz w:val="24"/>
                 <w:szCs w:val="24"/>
               </w:rPr>
-              <w:t xml:space="preserve">  </w:t>
-            </w:r>
-            <w:proofErr w:type="spellStart"/>
-            <w:r>
-              <w:rPr>
-                <w:rFonts w:ascii="Courier New" w:hAnsi="Courier New" w:cs="Courier New"/>
-                <w:sz w:val="24"/>
-                <w:szCs w:val="24"/>
-              </w:rPr>
-              <w:t>geom_</w:t>
+              <w:t xml:space="preserve">  geom_</w:t>
             </w:r>
             <w:r>
               <w:rPr>
@@ -1963,7 +1783,6 @@
               </w:rPr>
               <w:t>point</w:t>
             </w:r>
-            <w:proofErr w:type="spellEnd"/>
             <w:r>
               <w:rPr>
                 <w:rFonts w:ascii="Courier New" w:hAnsi="Courier New" w:cs="Courier New"/>
@@ -1987,77 +1806,49 @@
                 <w:sz w:val="24"/>
                 <w:szCs w:val="24"/>
               </w:rPr>
-              <w:t xml:space="preserve">  </w:t>
-            </w:r>
-            <w:proofErr w:type="spellStart"/>
-            <w:r>
-              <w:rPr>
-                <w:rFonts w:ascii="Courier New" w:hAnsi="Courier New" w:cs="Courier New"/>
-                <w:sz w:val="24"/>
-                <w:szCs w:val="24"/>
-              </w:rPr>
-              <w:t>geom_smooth</w:t>
-            </w:r>
-            <w:proofErr w:type="spellEnd"/>
-            <w:r>
-              <w:rPr>
-                <w:rFonts w:ascii="Courier New" w:hAnsi="Courier New" w:cs="Courier New"/>
-                <w:sz w:val="24"/>
-                <w:szCs w:val="24"/>
-              </w:rPr>
-              <w:t>(method = “</w:t>
-            </w:r>
-            <w:proofErr w:type="spellStart"/>
-            <w:r>
-              <w:rPr>
-                <w:rFonts w:ascii="Courier New" w:hAnsi="Courier New" w:cs="Courier New"/>
-                <w:sz w:val="24"/>
-                <w:szCs w:val="24"/>
-              </w:rPr>
-              <w:t>lm</w:t>
-            </w:r>
-            <w:proofErr w:type="spellEnd"/>
-            <w:r>
-              <w:rPr>
-                <w:rFonts w:ascii="Courier New" w:hAnsi="Courier New" w:cs="Courier New"/>
-                <w:sz w:val="24"/>
-                <w:szCs w:val="24"/>
-              </w:rPr>
-              <w:t>”) +</w:t>
-            </w:r>
-          </w:p>
-          <w:p>
-            <w:pPr>
-              <w:rPr>
-                <w:rFonts w:ascii="Courier New" w:hAnsi="Courier New" w:cs="Courier New"/>
-                <w:sz w:val="24"/>
-                <w:szCs w:val="24"/>
-              </w:rPr>
-            </w:pPr>
-            <w:r>
-              <w:rPr>
-                <w:rFonts w:ascii="Courier New" w:hAnsi="Courier New" w:cs="Courier New"/>
-                <w:sz w:val="24"/>
-                <w:szCs w:val="24"/>
-              </w:rPr>
-              <w:t xml:space="preserve">  labs(x = "</w:t>
-            </w:r>
-            <w:r>
-              <w:rPr>
-                <w:rFonts w:ascii="Courier New" w:hAnsi="Courier New" w:cs="Courier New"/>
-                <w:color w:val="FF0000"/>
-                <w:sz w:val="24"/>
-                <w:szCs w:val="24"/>
-              </w:rPr>
-              <w:t>&lt;TITLE FOR THE X-AXIS&gt;</w:t>
-            </w:r>
-            <w:r>
-              <w:rPr>
-                <w:rFonts w:ascii="Courier New" w:hAnsi="Courier New" w:cs="Courier New"/>
-                <w:sz w:val="24"/>
-                <w:szCs w:val="24"/>
-              </w:rPr>
-              <w:t>"</w:t>
+              <w:t xml:space="preserve">  geom_smooth(method = “lm”) +</w:t>
+            </w:r>
+          </w:p>
+          <w:p>
+            <w:pPr>
+              <w:rPr>
+                <w:rFonts w:ascii="Courier New" w:hAnsi="Courier New" w:cs="Courier New"/>
+                <w:sz w:val="24"/>
+                <w:szCs w:val="24"/>
+              </w:rPr>
+            </w:pPr>
+            <w:r>
+              <w:rPr>
+                <w:rFonts w:ascii="Courier New" w:hAnsi="Courier New" w:cs="Courier New"/>
+                <w:sz w:val="24"/>
+                <w:szCs w:val="24"/>
+              </w:rPr>
+              <w:t xml:space="preserve">  labs(x = </w:t>
+            </w:r>
+            <w:r>
+              <w:rPr>
+                <w:rFonts w:ascii="Courier New" w:hAnsi="Courier New" w:cs="Courier New"/>
+                <w:sz w:val="24"/>
+                <w:szCs w:val="24"/>
+              </w:rPr>
+              <w:t>“</w:t>
+            </w:r>
+            <w:r>
+              <w:rPr>
+                <w:rFonts w:ascii="Courier New" w:hAnsi="Courier New" w:cs="Courier New"/>
+                <w:color w:val="FF0000"/>
+                <w:sz w:val="24"/>
+                <w:szCs w:val="24"/>
+              </w:rPr>
+              <w:t>TITLE FOR THE X-AXIS</w:t>
+            </w:r>
+            <w:r>
+              <w:rPr>
+                <w:rFonts w:ascii="Courier New" w:hAnsi="Courier New" w:cs="Courier New"/>
+                <w:sz w:val="24"/>
+                <w:szCs w:val="24"/>
+              </w:rPr>
+              <w:t>”</w:t>
             </w:r>
             <w:r>
               <w:rPr>
@@ -2082,16 +1873,24 @@
                 <w:sz w:val="24"/>
                 <w:szCs w:val="24"/>
               </w:rPr>
-              <w:t xml:space="preserve">       y = “</w:t>
-            </w:r>
-            <w:r>
-              <w:rPr>
-                <w:rFonts w:ascii="Courier New" w:hAnsi="Courier New" w:cs="Courier New"/>
-                <w:color w:val="FF0000"/>
-                <w:sz w:val="24"/>
-                <w:szCs w:val="24"/>
-              </w:rPr>
-              <w:t>&lt;TITLE FOR THE Y-AXIS&gt;</w:t>
+              <w:t xml:space="preserve">       y = </w:t>
+            </w:r>
+            <w:r>
+              <w:rPr>
+                <w:rFonts w:ascii="Courier New" w:hAnsi="Courier New" w:cs="Courier New"/>
+                <w:sz w:val="24"/>
+                <w:szCs w:val="24"/>
+              </w:rPr>
+              <w:t>“</w:t>
+            </w:r>
+            <w:r>
+              <w:rPr>
+                <w:rFonts w:ascii="Courier New" w:hAnsi="Courier New" w:cs="Courier New"/>
+                <w:color w:val="FF0000"/>
+                <w:sz w:val="24"/>
+                <w:szCs w:val="24"/>
+              </w:rPr>
+              <w:t>TITLE FOR THE Y-AXIS</w:t>
             </w:r>
             <w:r>
               <w:rPr>
@@ -2161,34 +1960,16 @@
                 <w:sz w:val="24"/>
                 <w:szCs w:val="24"/>
               </w:rPr>
-              <w:t xml:space="preserve">model &lt;- </w:t>
-            </w:r>
-            <w:proofErr w:type="spellStart"/>
-            <w:r>
-              <w:rPr>
-                <w:rFonts w:ascii="Courier New" w:hAnsi="Courier New" w:cs="Courier New"/>
-                <w:sz w:val="24"/>
-                <w:szCs w:val="24"/>
-              </w:rPr>
-              <w:t>lm</w:t>
-            </w:r>
-            <w:proofErr w:type="spellEnd"/>
-            <w:r>
-              <w:rPr>
-                <w:rFonts w:ascii="Courier New" w:hAnsi="Courier New" w:cs="Courier New"/>
-                <w:sz w:val="24"/>
-                <w:szCs w:val="24"/>
-              </w:rPr>
-              <w:t>(</w:t>
-            </w:r>
-            <w:r>
-              <w:rPr>
-                <w:rFonts w:ascii="Courier New" w:hAnsi="Courier New" w:cs="Courier New"/>
-                <w:color w:val="FF0000"/>
-                <w:sz w:val="24"/>
-                <w:szCs w:val="24"/>
-              </w:rPr>
-              <w:t xml:space="preserve">&lt;NAME OF Y-VARIABLE&gt; </w:t>
+              <w:t>model &lt;- lm(</w:t>
+            </w:r>
+            <w:r>
+              <w:rPr>
+                <w:rFonts w:ascii="Courier New" w:hAnsi="Courier New" w:cs="Courier New"/>
+                <w:color w:val="FF0000"/>
+                <w:sz w:val="24"/>
+                <w:szCs w:val="24"/>
+              </w:rPr>
+              <w:t xml:space="preserve">NAME OF Y-VARIABLE </w:t>
             </w:r>
             <w:r>
               <w:rPr>
@@ -2205,7 +1986,7 @@
                 <w:sz w:val="24"/>
                 <w:szCs w:val="24"/>
               </w:rPr>
-              <w:t xml:space="preserve">&lt;NAME OF </w:t>
+              <w:t xml:space="preserve">NAME OF </w:t>
             </w:r>
             <w:r>
               <w:rPr>
@@ -2223,7 +2004,7 @@
                 <w:sz w:val="24"/>
                 <w:szCs w:val="24"/>
               </w:rPr>
-              <w:t>-VARIABLE&gt;</w:t>
+              <w:t>-VARIABLE</w:t>
             </w:r>
             <w:r>
               <w:rPr>
@@ -2257,7 +2038,7 @@
                 <w:sz w:val="24"/>
                 <w:szCs w:val="24"/>
               </w:rPr>
-              <w:t>&lt;NAME OF DATASET&gt;</w:t>
+              <w:t>NAME OF DATASET</w:t>
             </w:r>
             <w:r>
               <w:rPr>
@@ -2312,15 +2093,7 @@
               <w:t xml:space="preserve">~ </w:t>
             </w:r>
             <w:r>
-              <w:t xml:space="preserve">is necessary! It </w:t>
-            </w:r>
-            <w:proofErr w:type="gramStart"/>
-            <w:r>
-              <w:t>has to</w:t>
-            </w:r>
-            <w:proofErr w:type="gramEnd"/>
-            <w:r>
-              <w:t xml:space="preserve"> be there!</w:t>
+              <w:t>is necessary! It has to be there!</w:t>
             </w:r>
           </w:p>
           <w:p>
@@ -2372,49 +2145,30 @@
                 <w:szCs w:val="24"/>
               </w:rPr>
             </w:pPr>
-            <w:proofErr w:type="spellStart"/>
-            <w:r>
-              <w:rPr>
-                <w:rFonts w:ascii="Courier New" w:hAnsi="Courier New" w:cs="Courier New"/>
-                <w:sz w:val="24"/>
-                <w:szCs w:val="24"/>
-              </w:rPr>
-              <w:t>get_regression_table</w:t>
-            </w:r>
-            <w:proofErr w:type="spellEnd"/>
-            <w:r>
-              <w:rPr>
-                <w:rFonts w:ascii="Courier New" w:hAnsi="Courier New" w:cs="Courier New"/>
-                <w:sz w:val="24"/>
-                <w:szCs w:val="24"/>
-              </w:rPr>
-              <w:t xml:space="preserve">(model, </w:t>
-            </w:r>
-          </w:p>
-          <w:p>
-            <w:pPr>
-              <w:rPr>
-                <w:rFonts w:ascii="Courier New" w:hAnsi="Courier New" w:cs="Courier New"/>
-                <w:sz w:val="24"/>
-                <w:szCs w:val="24"/>
-              </w:rPr>
-            </w:pPr>
-            <w:r>
-              <w:rPr>
-                <w:rFonts w:ascii="Courier New" w:hAnsi="Courier New" w:cs="Courier New"/>
-                <w:sz w:val="24"/>
-                <w:szCs w:val="24"/>
-              </w:rPr>
-              <w:t xml:space="preserve">                     </w:t>
-            </w:r>
-            <w:proofErr w:type="spellStart"/>
-            <w:r>
-              <w:rPr>
-                <w:rFonts w:ascii="Courier New" w:hAnsi="Courier New" w:cs="Courier New"/>
-                <w:sz w:val="24"/>
-                <w:szCs w:val="24"/>
-              </w:rPr>
-              <w:t>conf</w:t>
+            <w:r>
+              <w:rPr>
+                <w:rFonts w:ascii="Courier New" w:hAnsi="Courier New" w:cs="Courier New"/>
+                <w:sz w:val="24"/>
+                <w:szCs w:val="24"/>
+              </w:rPr>
+              <w:t xml:space="preserve">get_regression_table(model, </w:t>
+            </w:r>
+          </w:p>
+          <w:p>
+            <w:pPr>
+              <w:rPr>
+                <w:rFonts w:ascii="Courier New" w:hAnsi="Courier New" w:cs="Courier New"/>
+                <w:sz w:val="24"/>
+                <w:szCs w:val="24"/>
+              </w:rPr>
+            </w:pPr>
+            <w:r>
+              <w:rPr>
+                <w:rFonts w:ascii="Courier New" w:hAnsi="Courier New" w:cs="Courier New"/>
+                <w:sz w:val="24"/>
+                <w:szCs w:val="24"/>
+              </w:rPr>
+              <w:t xml:space="preserve">                     conf</w:t>
             </w:r>
             <w:r>
               <w:rPr>
@@ -2430,16 +2184,7 @@
                 <w:sz w:val="24"/>
                 <w:szCs w:val="24"/>
               </w:rPr>
-              <w:t>level</w:t>
-            </w:r>
-            <w:proofErr w:type="spellEnd"/>
-            <w:r>
-              <w:rPr>
-                <w:rFonts w:ascii="Courier New" w:hAnsi="Courier New" w:cs="Courier New"/>
-                <w:sz w:val="24"/>
-                <w:szCs w:val="24"/>
-              </w:rPr>
-              <w:t xml:space="preserve"> = 0.95)</w:t>
+              <w:t>level = 0.95)</w:t>
             </w:r>
           </w:p>
           <w:p>
@@ -2500,7 +2245,6 @@
             <w:r>
               <w:t xml:space="preserve">If you want a 90% confidence interval, you change </w:t>
             </w:r>
-            <w:proofErr w:type="spellStart"/>
             <w:r>
               <w:rPr>
                 <w:rFonts w:ascii="Courier New" w:hAnsi="Courier New" w:cs="Courier New"/>
@@ -2528,7 +2272,6 @@
               </w:rPr>
               <w:t>level</w:t>
             </w:r>
-            <w:proofErr w:type="spellEnd"/>
             <w:r>
               <w:rPr>
                 <w:color w:val="0070C0"/>
@@ -2623,7 +2366,7 @@
                 <w:sz w:val="24"/>
                 <w:szCs w:val="24"/>
               </w:rPr>
-              <w:t>&lt;NAME OF DATASET&gt;</w:t>
+              <w:t>NAME OF DATASET</w:t>
             </w:r>
             <w:r>
               <w:rPr>
@@ -2666,7 +2409,7 @@
                 <w:sz w:val="24"/>
                 <w:szCs w:val="24"/>
               </w:rPr>
-              <w:t xml:space="preserve">&lt;NAME OF </w:t>
+              <w:t xml:space="preserve">NAME OF </w:t>
             </w:r>
             <w:r>
               <w:rPr>
@@ -2684,7 +2427,7 @@
                 <w:sz w:val="24"/>
                 <w:szCs w:val="24"/>
               </w:rPr>
-              <w:t>VARIABLE&gt;</w:t>
+              <w:t>VARIABLE</w:t>
             </w:r>
             <w:r>
               <w:rPr>
@@ -2756,7 +2499,7 @@
                 <w:sz w:val="24"/>
                 <w:szCs w:val="24"/>
               </w:rPr>
-              <w:t xml:space="preserve"> &lt;NAME OF X-VARIABLE&gt;</w:t>
+              <w:t xml:space="preserve"> NAME OF X-VARIABLE</w:t>
             </w:r>
             <w:r>
               <w:rPr>
@@ -3061,7 +2804,6 @@
                 <w:szCs w:val="24"/>
               </w:rPr>
             </w:pPr>
-            <w:proofErr w:type="spellStart"/>
             <w:r>
               <w:rPr>
                 <w:rFonts w:ascii="Courier New" w:hAnsi="Courier New" w:cs="Courier New"/>
@@ -3069,9 +2811,78 @@
                 <w:sz w:val="24"/>
                 <w:szCs w:val="24"/>
               </w:rPr>
-              <w:t>obs_mean</w:t>
-            </w:r>
-            <w:proofErr w:type="spellEnd"/>
+              <w:t xml:space="preserve">obs_mean &lt;- </w:t>
+            </w:r>
+            <w:r>
+              <w:rPr>
+                <w:rFonts w:ascii="Courier New" w:hAnsi="Courier New" w:cs="Courier New"/>
+                <w:color w:val="FF0000"/>
+                <w:sz w:val="24"/>
+                <w:szCs w:val="24"/>
+              </w:rPr>
+              <w:t>NAME OF DATASET</w:t>
+            </w:r>
+            <w:r>
+              <w:rPr>
+                <w:rFonts w:ascii="Courier New" w:hAnsi="Courier New" w:cs="Courier New"/>
+                <w:sz w:val="24"/>
+                <w:szCs w:val="24"/>
+              </w:rPr>
+              <w:t xml:space="preserve"> </w:t>
+            </w:r>
+            <w:r>
+              <w:rPr>
+                <w:rFonts w:ascii="Courier New" w:hAnsi="Courier New" w:cs="Courier New"/>
+                <w:sz w:val="24"/>
+                <w:szCs w:val="24"/>
+              </w:rPr>
+              <w:t>%&gt;%</w:t>
+            </w:r>
+          </w:p>
+          <w:p>
+            <w:pPr>
+              <w:rPr>
+                <w:rFonts w:ascii="Courier New" w:hAnsi="Courier New" w:cs="Courier New"/>
+                <w:color w:val="FF0000"/>
+                <w:sz w:val="24"/>
+                <w:szCs w:val="24"/>
+              </w:rPr>
+            </w:pPr>
+            <w:r>
+              <w:rPr>
+                <w:rFonts w:ascii="Courier New" w:hAnsi="Courier New" w:cs="Courier New"/>
+                <w:sz w:val="24"/>
+                <w:szCs w:val="24"/>
+              </w:rPr>
+              <w:t xml:space="preserve">  specify(response = </w:t>
+            </w:r>
+            <w:r>
+              <w:rPr>
+                <w:rFonts w:ascii="Courier New" w:hAnsi="Courier New" w:cs="Courier New"/>
+                <w:color w:val="FF0000"/>
+                <w:sz w:val="24"/>
+                <w:szCs w:val="24"/>
+              </w:rPr>
+              <w:t xml:space="preserve">NAME OF </w:t>
+            </w:r>
+            <w:r>
+              <w:rPr>
+                <w:rFonts w:ascii="Courier New" w:hAnsi="Courier New" w:cs="Courier New"/>
+                <w:color w:val="FF0000"/>
+                <w:sz w:val="24"/>
+                <w:szCs w:val="24"/>
+              </w:rPr>
+              <w:t>Y-</w:t>
+            </w:r>
+            <w:r>
+              <w:rPr>
+                <w:rFonts w:ascii="Courier New" w:hAnsi="Courier New" w:cs="Courier New"/>
+                <w:color w:val="FF0000"/>
+                <w:sz w:val="24"/>
+                <w:szCs w:val="24"/>
+              </w:rPr>
+              <w:t>VARIABLE</w:t>
+            </w:r>
             <w:r>
               <w:rPr>
                 <w:rFonts w:ascii="Courier New" w:hAnsi="Courier New" w:cs="Courier New"/>
@@ -3079,77 +2890,34 @@
                 <w:sz w:val="24"/>
                 <w:szCs w:val="24"/>
               </w:rPr>
-              <w:t xml:space="preserve"> &lt;- </w:t>
-            </w:r>
-            <w:r>
-              <w:rPr>
-                <w:rFonts w:ascii="Courier New" w:hAnsi="Courier New" w:cs="Courier New"/>
-                <w:color w:val="FF0000"/>
-                <w:sz w:val="24"/>
-                <w:szCs w:val="24"/>
-              </w:rPr>
-              <w:t>&lt;NAME OF DATASET&gt;</w:t>
-            </w:r>
-            <w:r>
-              <w:rPr>
-                <w:rFonts w:ascii="Courier New" w:hAnsi="Courier New" w:cs="Courier New"/>
+              <w:t>,</w:t>
+            </w:r>
+            <w:r>
+              <w:rPr>
+                <w:rFonts w:ascii="Courier New" w:hAnsi="Courier New" w:cs="Courier New"/>
+                <w:color w:val="FF0000"/>
                 <w:sz w:val="24"/>
                 <w:szCs w:val="24"/>
               </w:rPr>
               <w:t xml:space="preserve"> </w:t>
             </w:r>
-            <w:r>
-              <w:rPr>
-                <w:rFonts w:ascii="Courier New" w:hAnsi="Courier New" w:cs="Courier New"/>
-                <w:sz w:val="24"/>
-                <w:szCs w:val="24"/>
-              </w:rPr>
-              <w:t>%&gt;%</w:t>
-            </w:r>
-          </w:p>
-          <w:p>
-            <w:pPr>
-              <w:rPr>
-                <w:rFonts w:ascii="Courier New" w:hAnsi="Courier New" w:cs="Courier New"/>
-                <w:color w:val="FF0000"/>
-                <w:sz w:val="24"/>
-                <w:szCs w:val="24"/>
-              </w:rPr>
-            </w:pPr>
-            <w:r>
-              <w:rPr>
-                <w:rFonts w:ascii="Courier New" w:hAnsi="Courier New" w:cs="Courier New"/>
-                <w:sz w:val="24"/>
-                <w:szCs w:val="24"/>
-              </w:rPr>
-              <w:t xml:space="preserve">  specify(response = </w:t>
-            </w:r>
-            <w:r>
-              <w:rPr>
-                <w:rFonts w:ascii="Courier New" w:hAnsi="Courier New" w:cs="Courier New"/>
-                <w:color w:val="FF0000"/>
-                <w:sz w:val="24"/>
-                <w:szCs w:val="24"/>
-              </w:rPr>
-              <w:t xml:space="preserve">&lt;NAME OF </w:t>
-            </w:r>
-            <w:r>
-              <w:rPr>
-                <w:rFonts w:ascii="Courier New" w:hAnsi="Courier New" w:cs="Courier New"/>
-                <w:color w:val="FF0000"/>
-                <w:sz w:val="24"/>
-                <w:szCs w:val="24"/>
-              </w:rPr>
-              <w:t>Y-</w:t>
-            </w:r>
-            <w:r>
-              <w:rPr>
-                <w:rFonts w:ascii="Courier New" w:hAnsi="Courier New" w:cs="Courier New"/>
-                <w:color w:val="FF0000"/>
-                <w:sz w:val="24"/>
-                <w:szCs w:val="24"/>
-              </w:rPr>
-              <w:t>VARIABLE&gt;</w:t>
+          </w:p>
+          <w:p>
+            <w:pPr>
+              <w:rPr>
+                <w:rFonts w:ascii="Courier New" w:hAnsi="Courier New" w:cs="Courier New"/>
+                <w:sz w:val="24"/>
+                <w:szCs w:val="24"/>
+              </w:rPr>
+            </w:pPr>
+            <w:r>
+              <w:rPr>
+                <w:rFonts w:ascii="Courier New" w:hAnsi="Courier New" w:cs="Courier New"/>
+                <w:color w:val="FF0000"/>
+                <w:sz w:val="24"/>
+                <w:szCs w:val="24"/>
+              </w:rPr>
+              <w:t xml:space="preserve">          </w:t>
             </w:r>
             <w:r>
               <w:rPr>
@@ -3158,42 +2926,6 @@
                 <w:sz w:val="24"/>
                 <w:szCs w:val="24"/>
               </w:rPr>
-              <w:t>,</w:t>
-            </w:r>
-            <w:r>
-              <w:rPr>
-                <w:rFonts w:ascii="Courier New" w:hAnsi="Courier New" w:cs="Courier New"/>
-                <w:color w:val="FF0000"/>
-                <w:sz w:val="24"/>
-                <w:szCs w:val="24"/>
-              </w:rPr>
-              <w:t xml:space="preserve"> </w:t>
-            </w:r>
-          </w:p>
-          <w:p>
-            <w:pPr>
-              <w:rPr>
-                <w:rFonts w:ascii="Courier New" w:hAnsi="Courier New" w:cs="Courier New"/>
-                <w:sz w:val="24"/>
-                <w:szCs w:val="24"/>
-              </w:rPr>
-            </w:pPr>
-            <w:r>
-              <w:rPr>
-                <w:rFonts w:ascii="Courier New" w:hAnsi="Courier New" w:cs="Courier New"/>
-                <w:color w:val="FF0000"/>
-                <w:sz w:val="24"/>
-                <w:szCs w:val="24"/>
-              </w:rPr>
-              <w:t xml:space="preserve">          </w:t>
-            </w:r>
-            <w:r>
-              <w:rPr>
-                <w:rFonts w:ascii="Courier New" w:hAnsi="Courier New" w:cs="Courier New"/>
-                <w:color w:val="000000" w:themeColor="text1"/>
-                <w:sz w:val="24"/>
-                <w:szCs w:val="24"/>
-              </w:rPr>
               <w:t>explanatory =</w:t>
             </w:r>
             <w:r>
@@ -3203,7 +2935,7 @@
                 <w:sz w:val="24"/>
                 <w:szCs w:val="24"/>
               </w:rPr>
-              <w:t xml:space="preserve"> &lt;NAME OF X-VARIABLE&gt;</w:t>
+              <w:t xml:space="preserve"> NAME OF X-VARIABLE</w:t>
             </w:r>
             <w:r>
               <w:rPr>
@@ -3370,23 +3102,13 @@
                 <w:szCs w:val="24"/>
               </w:rPr>
             </w:pPr>
-            <w:proofErr w:type="spellStart"/>
-            <w:r>
-              <w:rPr>
-                <w:rFonts w:ascii="Courier New" w:hAnsi="Courier New" w:cs="Courier New"/>
-                <w:sz w:val="24"/>
-                <w:szCs w:val="24"/>
-              </w:rPr>
-              <w:t>get_confidence_interval</w:t>
-            </w:r>
-            <w:proofErr w:type="spellEnd"/>
-            <w:r>
-              <w:rPr>
-                <w:rFonts w:ascii="Courier New" w:hAnsi="Courier New" w:cs="Courier New"/>
-                <w:sz w:val="24"/>
-                <w:szCs w:val="24"/>
-              </w:rPr>
-              <w:t xml:space="preserve">(x = bootstrap, </w:t>
+            <w:r>
+              <w:rPr>
+                <w:rFonts w:ascii="Courier New" w:hAnsi="Courier New" w:cs="Courier New"/>
+                <w:sz w:val="24"/>
+                <w:szCs w:val="24"/>
+              </w:rPr>
+              <w:t xml:space="preserve">get_confidence_interval(x = bootstrap, </w:t>
             </w:r>
           </w:p>
           <w:p>
@@ -3454,43 +3176,7 @@
                 <w:sz w:val="24"/>
                 <w:szCs w:val="24"/>
               </w:rPr>
-              <w:t xml:space="preserve">                        </w:t>
-            </w:r>
-            <w:proofErr w:type="spellStart"/>
-            <w:r>
-              <w:rPr>
-                <w:rFonts w:ascii="Courier New" w:hAnsi="Courier New" w:cs="Courier New"/>
-                <w:sz w:val="24"/>
-                <w:szCs w:val="24"/>
-              </w:rPr>
-              <w:t>point_estimate</w:t>
-            </w:r>
-            <w:proofErr w:type="spellEnd"/>
-            <w:r>
-              <w:rPr>
-                <w:rFonts w:ascii="Courier New" w:hAnsi="Courier New" w:cs="Courier New"/>
-                <w:sz w:val="24"/>
-                <w:szCs w:val="24"/>
-              </w:rPr>
-              <w:t xml:space="preserve"> = </w:t>
-            </w:r>
-            <w:proofErr w:type="spellStart"/>
-            <w:r>
-              <w:rPr>
-                <w:rFonts w:ascii="Courier New" w:hAnsi="Courier New" w:cs="Courier New"/>
-                <w:sz w:val="24"/>
-                <w:szCs w:val="24"/>
-              </w:rPr>
-              <w:t>obs_mean</w:t>
-            </w:r>
-            <w:proofErr w:type="spellEnd"/>
-            <w:r>
-              <w:rPr>
-                <w:rFonts w:ascii="Courier New" w:hAnsi="Courier New" w:cs="Courier New"/>
-                <w:sz w:val="24"/>
-                <w:szCs w:val="24"/>
-              </w:rPr>
-              <w:t>)</w:t>
+              <w:t xml:space="preserve">                        point_estimate = obs_mean)</w:t>
             </w:r>
           </w:p>
           <w:p>
@@ -3568,7 +3254,6 @@
     <w:bookmarkEnd w:id="0"/>
     <w:p/>
     <w:sectPr>
-      <w:headerReference w:type="default" r:id="rId6"/>
       <w:pgSz w:w="12240" w:h="15840"/>
       <w:pgMar w:top="1440" w:right="1440" w:bottom="1440" w:left="1440" w:header="720" w:footer="720" w:gutter="0"/>
       <w:cols w:space="720"/>
@@ -3614,46 +3299,6 @@
     </w:p>
   </w:footnote>
 </w:footnotes>
-</file>
-
-<file path=word/header1.xml><?xml version="1.0" encoding="utf-8"?>
-<w:hdr xmlns:wpc="http://schemas.microsoft.com/office/word/2010/wordprocessingCanvas" xmlns:cx="http://schemas.microsoft.com/office/drawing/2014/chartex" xmlns:cx1="http://schemas.microsoft.com/office/drawing/2015/9/8/chartex" xmlns:cx2="http://schemas.microsoft.com/office/drawing/2015/10/21/chartex" xmlns:cx3="http://schemas.microsoft.com/office/drawing/2016/5/9/chartex" xmlns:cx4="http://schemas.microsoft.com/office/drawing/2016/5/10/chartex" xmlns:cx5="http://schemas.microsoft.com/office/drawing/2016/5/11/chartex" xmlns:cx6="http://schemas.microsoft.com/office/drawing/2016/5/12/chartex" xmlns:cx7="http://schemas.microsoft.com/office/drawing/2016/5/13/chartex" xmlns:cx8="http://schemas.microsoft.com/office/drawing/2016/5/14/chartex" xmlns:mc="http://schemas.openxmlformats.org/markup-compatibility/2006" xmlns:aink="http://schemas.microsoft.com/office/drawing/2016/ink" xmlns:am3d="http://schemas.microsoft.com/office/drawing/2017/model3d" xmlns:o="urn:schemas-microsoft-com:office:office" xmlns:oel="http://schemas.microsoft.com/office/2019/extlst" xmlns:r="http://schemas.openxmlformats.org/officeDocument/2006/relationships" xmlns:m="http://schemas.openxmlformats.org/officeDocument/2006/math" xmlns:v="urn:schemas-microsoft-com:vml" xmlns:wp14="http://schemas.microsoft.com/office/word/2010/wordprocessingDrawing" xmlns:wp="http://schemas.openxmlformats.org/drawingml/2006/wordprocessingDrawing" xmlns:w10="urn:schemas-microsoft-com:office:word" xmlns:w="http://schemas.openxmlformats.org/wordprocessingml/2006/main" xmlns:w14="http://schemas.microsoft.com/office/word/2010/wordml" xmlns:w15="http://schemas.microsoft.com/office/word/2012/wordml" xmlns:w16cex="http://schemas.microsoft.com/office/word/2018/wordml/cex" xmlns:w16cid="http://schemas.microsoft.com/office/word/2016/wordml/cid" xmlns:w16="http://schemas.microsoft.com/office/word/2018/wordml" xmlns:w16sdtdh="http://schemas.microsoft.com/office/word/2020/wordml/sdtdatahash" xmlns:w16se="http://schemas.microsoft.com/office/word/2015/wordml/symex" xmlns:wpg="http://schemas.microsoft.com/office/word/2010/wordprocessingGroup" xmlns:wpi="http://schemas.microsoft.com/office/word/2010/wordprocessingInk" xmlns:wne="http://schemas.microsoft.com/office/word/2006/wordml" xmlns:wps="http://schemas.microsoft.com/office/word/2010/wordprocessingShape" mc:Ignorable="w14 w15 w16se w16cid w16 w16cex w16sdtdh wp14">
-  <w:p>
-    <w:pPr>
-      <w:pStyle w:val="Header"/>
-      <w:rPr>
-        <w:color w:val="FF0000"/>
-      </w:rPr>
-    </w:pPr>
-    <w:r>
-      <w:rPr>
-        <w:color w:val="FF0000"/>
-      </w:rPr>
-      <w:t>&lt; &gt;</w:t>
-    </w:r>
-    <w:r>
-      <w:rPr>
-        <w:color w:val="FF0000"/>
-      </w:rPr>
-      <w:t xml:space="preserve"> </w:t>
-    </w:r>
-    <w:r>
-      <w:t>text</w:t>
-    </w:r>
-    <w:r>
-      <w:t xml:space="preserve"> needs to be removed and replaced by the necessary input! No </w:t>
-    </w:r>
-    <w:r>
-      <w:rPr>
-        <w:color w:val="FF0000"/>
-      </w:rPr>
-      <w:t>&lt; &gt;</w:t>
-    </w:r>
-    <w:r>
-      <w:t xml:space="preserve"> symbols should remain in the code! </w:t>
-    </w:r>
-  </w:p>
-</w:hdr>
 </file>
 
 <file path=word/styles.xml><?xml version="1.0" encoding="utf-8"?>
